--- a/data/cvs/cv_103_Wallarm_Senior_DevOps_Engineer_-_Node.docx
+++ b/data/cvs/cv_103_Wallarm_Senior_DevOps_Engineer_-_Node.docx
@@ -86,7 +86,7 @@
         <w:rPr>
           <w:sz w:val="20"/>
         </w:rPr>
-        <w:t>Senior DevOps Engineer with a strong background in cloud technologies and automation. I have extensive experience with GCP, AWS, and Azure cloud platforms, and am well-versed in Docker, Kubernetes, and Python for building scalable, reliable systems. My expertise lies in designing and implementing CI/CD pipelines, monitoring solutions, and automation tools to streamline product delivery and enhance security. I am currently leading cloud-native projects at Copy Cat Group, including an AI-powered tender scraping pipeline and a live SAP API integration.</w:t>
+        <w:t>Senior DevOps Engineer with a strong background in cloud technologies and automation. I have extensive experience with GCP, AWS, and Azure cloud platforms, and am well-versed in Docker, Kubernetes, and Terraform for infrastructure management. My Python and Golang skills enable me to script and automate processes, ensuring efficient CI/CD pipelines. I excel at monitoring and troubleshooting, leveraging tools like Prometheus and Grafana for observability. I'm passionate about building reliable, scalable systems and collaborating with cross-functional teams to deliver high-quality products.</w:t>
       </w:r>
     </w:p>
     <w:p>
@@ -119,7 +119,7 @@
         <w:rPr>
           <w:sz w:val="20"/>
         </w:rPr>
-        <w:t>Python, JavaScript, Go (Golang), Bash, HTML, CSS</w:t>
+        <w:t>Python, Golang, JavaScript, Bash, HTML, CSS</w:t>
       </w:r>
     </w:p>
     <w:p>
@@ -173,7 +173,7 @@
         <w:rPr>
           <w:sz w:val="20"/>
         </w:rPr>
-        <w:t>Pandas, NumPy, Data Visualisation, Statistical Analysis</w:t>
+        <w:t>Pandas, NumPy, Excel, Data Visualisation, Statistical Analysis</w:t>
       </w:r>
     </w:p>
     <w:p>
@@ -191,7 +191,7 @@
         <w:rPr>
           <w:sz w:val="20"/>
         </w:rPr>
-        <w:t>LLM Evaluation, Prompt Engineering, Dataset Structuring, Multimodal AI Training</w:t>
+        <w:t>LLM Evaluation, Prompt Engineering, Dataset Structuring, Groq API, Gemini API</w:t>
       </w:r>
     </w:p>
     <w:p>
@@ -209,7 +209,7 @@
         <w:rPr>
           <w:sz w:val="20"/>
         </w:rPr>
-        <w:t>n8n, Playwright, Web Scraping, REST APIs, Git, GitHub, Postman, VS Code, Jira, Slack, Docker</w:t>
+        <w:t>n8n, Playwright, APScheduler, Web Scraping, REST APIs</w:t>
       </w:r>
     </w:p>
     <w:p>
@@ -227,7 +227,7 @@
         <w:rPr>
           <w:sz w:val="20"/>
         </w:rPr>
-        <w:t>GCP (Google Cloud Platform), AWS (Amazon Web Services), Azure, Oracle Cloud, Terraform, Ansible, CI/CD, Scripting, Monitoring, Orchestration, Cloud Native, Containers, Containerization, Package Managers</w:t>
+        <w:t>GCP, AWS, Azure, Oracle Cloud, Google Cloud Platform, Docker, Kubernetes, Terraform, Ansible</w:t>
       </w:r>
     </w:p>
     <w:p>
@@ -245,7 +245,7 @@
         <w:rPr>
           <w:sz w:val="20"/>
         </w:rPr>
-        <w:t>Prometheus, Grafana, EFK, Linux</w:t>
+        <w:t>EFK, Linux, Scripting, Orchestration, Containers, Package Managers</w:t>
       </w:r>
     </w:p>
     <w:p>
@@ -263,7 +263,7 @@
         <w:rPr>
           <w:sz w:val="20"/>
         </w:rPr>
-        <w:t>Reliability, Collaboration, QA, Web Applications</w:t>
+        <w:t>Containerization, Cloud Native, Reliability, Collaboration, QA, Product Delivery</w:t>
       </w:r>
     </w:p>
     <w:p>
@@ -313,7 +313,7 @@
         <w:rPr>
           <w:sz w:val="20"/>
         </w:rPr>
-        <w:t>Led the design and development of an AI-powered tender scraping pipeline, automating tender discovery and processing.</w:t>
+        <w:t>Integrating SAP APIs with an internal Credit Control System, automating processes for OA and IT teams.</w:t>
       </w:r>
     </w:p>
     <w:p>
@@ -325,7 +325,7 @@
         <w:rPr>
           <w:sz w:val="20"/>
         </w:rPr>
-        <w:t>Integrated SAP APIs with an internal Credit Control System, creating a live, automated system for OA and IT business units.</w:t>
+        <w:t>Authoring comprehensive System Design Documents (SDDs) and Business Requirements Documents (BRDs) for enterprise architecture.</w:t>
       </w:r>
     </w:p>
     <w:p>
@@ -337,7 +337,7 @@
         <w:rPr>
           <w:sz w:val="20"/>
         </w:rPr>
-        <w:t>Authored comprehensive System Design Documents (SDDs) and Business Requirements Documents (BRDs) to define and scope enterprise-level projects.</w:t>
+        <w:t>Designing and prototyping an AI-powered tender scraping pipeline to automate tender discovery and processing.</w:t>
       </w:r>
     </w:p>
     <w:p>
